--- a/report_implementazione_migrazione_hot_cold.docx
+++ b/report_implementazione_migrazione_hot_cold.docx
@@ -668,11 +668,7 @@
         <w:spacing w:before="0" w:after="120" w:line="264" w:lineRule="auto"/>
       </w:pPr>
       <w:r>
-        <w:rPr>
-          <w:rFonts w:ascii="Calibri" w:hAnsi="Calibri"/>
-          <w:sz w:val="22"/>
-        </w:rPr>
-        <w:t>Prima dell'esecuzione la migrazione entra normalmente in waiting_for_contact. Per ogni snapshot vengono calcolati la distanza euclidea fra le posizioni GCRS e la visibilità diretta: il segmento fra source e target non deve intersecare la sfera terrestre di raggio 6.378,137 km. Con la configurazione standard sono necessari distanza &lt;= 5.500 km, linea di vista libera e 60 s consecutivi di contatto. Un campione mancante o non monotono, oppure un intervallo superiore a 2,5 s, azzera l'allineamento.</w:t>
+        <w:t>Prima dell'esecuzione la migrazione entra normalmente in waiting_for_contact. Per ogni snapshot vengono calcolati la distanza euclidea fra le posizioni GCRS e la visibilità diretta: il segmento fra source e target non deve intersecare la sfera terrestre di raggio 6.378,137 km. Con la configurazione standard sono necessari distanza &lt;= 1.700 km, linea di vista libera e 60 s consecutivi di contatto. Il limite di 1.700 km è un parametro modellistico informato da uno scenario di portata LISL studiato per Starlink Phase I [1], non una specifica certificata di un terminale Starlink. Un campione mancante o non monotono, oppure un intervallo superiore a 2,5 s, azzera l'allineamento.</w:t>
       </w:r>
     </w:p>
     <w:tbl>
@@ -3959,6 +3955,19 @@
         <w:t>Conclusione: l'implementazione separa nettamente decisione, sicurezza del canale, protocollo e osservabilità. La Hot minimizza la finestra di indisponibilità tramite pre-copy e ACK del delta; la Cold privilegia un trasferimento unico dopo lo stop. In entrambi i casi la selezione è subordinata alla geometria e all'eclissi, mentre le statistiche derivano dallo storico effettivo dei protocolli eseguiti.</w:t>
       </w:r>
     </w:p>
+    <w:p>
+      <w:pPr>
+        <w:pStyle w:val="Heading1"/>
+      </w:pPr>
+      <w:r>
+        <w:t>Riferimenti</w:t>
+      </w:r>
+    </w:p>
+    <w:p>
+      <w:r>
+        <w:t>[1] A. U. Chaudhry and H. Yanikomeroglu, “Temporary Laser Inter-Satellite Links in Free-Space Optical Satellite Networks,” IEEE Open Journal of the Communications Society, vol. 3, pp. 1413–1427, 2022. DOI: 10.1109/OJCOMS.2022.3198391.</w:t>
+      </w:r>
+    </w:p>
     <w:sectPr>
       <w:headerReference w:type="default" r:id="rId9"/>
       <w:footerReference w:type="default" r:id="rId10"/>
